--- a/cam-mipiov7251raw_UserManual.docx
+++ b/cam-mipiov7251raw_UserManual.docx
@@ -2437,26 +2437,10 @@
           <w:rFonts w:hint="eastAsia"/>
           <w:lang w:val="en-US" w:eastAsia="zh-CN"/>
         </w:rPr>
-        <w:t>2,</w:t>
-      </w:r>
-      <w:r>
-        <w:rPr>
-          <w:rFonts w:hint="eastAsia"/>
-        </w:rPr>
-        <w:t>K</w:t>
-      </w:r>
-      <w:r>
-        <w:t xml:space="preserve">ey </w:t>
-      </w:r>
-      <w:r>
-        <w:rPr>
-          <w:rFonts w:hint="eastAsia"/>
-          <w:lang w:val="en-US" w:eastAsia="zh-CN"/>
-        </w:rPr>
-        <w:t>O</w:t>
-      </w:r>
-      <w:r>
-        <w:t>perations:</w:t>
+        <w:t>2,Install Driver</w:t>
+      </w:r>
+      <w:r>
+        <w:t>:</w:t>
       </w:r>
     </w:p>
     <w:p>
@@ -2869,7 +2853,16 @@
                 <w:rFonts w:hint="eastAsia"/>
                 <w:lang w:val="en-US" w:eastAsia="zh-CN"/>
               </w:rPr>
-              <w:t>$sudo tar -xvf vc_mipi_ov7251_driver_pi_lattice_linux5.15.tar.gz</w:t>
+              <w:t>$sudo tar -xvf inno</w:t>
+            </w:r>
+            <w:bookmarkStart w:id="0" w:name="_GoBack"/>
+            <w:bookmarkEnd w:id="0"/>
+            <w:r>
+              <w:rPr>
+                <w:rFonts w:hint="eastAsia"/>
+                <w:lang w:val="en-US" w:eastAsia="zh-CN"/>
+              </w:rPr>
+              <w:t>_mipi_ov7251_driver_pi_lattice_linux5.15.tar.gz</w:t>
             </w:r>
           </w:p>
           <w:p>
@@ -2911,7 +2904,7 @@
                 <w:rFonts w:hint="eastAsia"/>
                 <w:lang w:val="en-US" w:eastAsia="zh-CN"/>
               </w:rPr>
-              <w:t>cd vc_mipi_ov7251_driver_pi_lattice_linux5.15</w:t>
+              <w:t>cd inno_mipi_ov7251_driver_pi_lattice_linux5.15</w:t>
             </w:r>
           </w:p>
           <w:p>
@@ -3244,7 +3237,17 @@
               </w:rPr>
             </w:pPr>
             <w:r>
-              <w:t>dtoverlay=vc_mipi_ov7251</w:t>
+              <w:t>dtoverlay=</w:t>
+            </w:r>
+            <w:r>
+              <w:rPr>
+                <w:rFonts w:hint="eastAsia"/>
+                <w:lang w:val="en-US" w:eastAsia="zh-CN"/>
+              </w:rPr>
+              <w:t>inno</w:t>
+            </w:r>
+            <w:r>
+              <w:t>_mipi_ov7251</w:t>
             </w:r>
           </w:p>
         </w:tc>
@@ -3394,6 +3397,7 @@
             <w:insideH w:val="single" w:color="auto" w:sz="4" w:space="0"/>
             <w:insideV w:val="single" w:color="auto" w:sz="4" w:space="0"/>
           </w:tblBorders>
+          <w:shd w:val="clear" w:color="auto" w:fill="9ED3A3" w:themeFill="background1" w:themeFillShade="D8"/>
           <w:tblCellMar>
             <w:top w:w="0" w:type="dxa"/>
             <w:left w:w="108" w:type="dxa"/>
@@ -3420,7 +3424,7 @@
                 <w:rFonts w:hint="eastAsia"/>
                 <w:lang w:val="en-US" w:eastAsia="zh-CN"/>
               </w:rPr>
-              <w:t>dtoverlay=vc_mipi_ov7251,i2c_pins_28_29=1</w:t>
+              <w:t>dtoverlay=inno_mipi_ov7251,i2c_pins_28_29=1</w:t>
             </w:r>
           </w:p>
         </w:tc>
@@ -3451,7 +3455,7 @@
           <w:bCs/>
           <w:lang w:val="en-US" w:eastAsia="zh-CN"/>
         </w:rPr>
-        <w:t xml:space="preserve">*** If you wish to usd raspberry pi </w:t>
+        <w:t xml:space="preserve">*** If you wish to use raspberry pi </w:t>
       </w:r>
       <w:r>
         <w:rPr>
@@ -5203,8 +5207,6 @@
         </w:rPr>
         <w:t>5,Tools</w:t>
       </w:r>
-      <w:bookmarkStart w:id="0" w:name="_GoBack"/>
-      <w:bookmarkEnd w:id="0"/>
     </w:p>
     <w:p/>
     <w:p/>

--- a/cam-mipiov7251raw_UserManual.docx
+++ b/cam-mipiov7251raw_UserManual.docx
@@ -2853,16 +2853,7 @@
                 <w:rFonts w:hint="eastAsia"/>
                 <w:lang w:val="en-US" w:eastAsia="zh-CN"/>
               </w:rPr>
-              <w:t>$sudo tar -xvf inno</w:t>
-            </w:r>
-            <w:bookmarkStart w:id="0" w:name="_GoBack"/>
-            <w:bookmarkEnd w:id="0"/>
-            <w:r>
-              <w:rPr>
-                <w:rFonts w:hint="eastAsia"/>
-                <w:lang w:val="en-US" w:eastAsia="zh-CN"/>
-              </w:rPr>
-              <w:t>_mipi_ov7251_driver_pi_lattice_linux5.15.tar.gz</w:t>
+              <w:t>$sudo tar -xvf inno_mipi_ov7251_driver_pi_lattice_linux5.15.tar.gz</w:t>
             </w:r>
           </w:p>
           <w:p>
@@ -3119,7 +3110,6 @@
             <w:insideH w:val="single" w:color="auto" w:sz="4" w:space="0"/>
             <w:insideV w:val="single" w:color="auto" w:sz="4" w:space="0"/>
           </w:tblBorders>
-          <w:shd w:val="clear" w:color="auto" w:fill="9ED3A3" w:themeFill="background1" w:themeFillShade="D8"/>
           <w:tblCellMar>
             <w:top w:w="0" w:type="dxa"/>
             <w:left w:w="108" w:type="dxa"/>
@@ -3156,6 +3146,22 @@
         </w:tc>
       </w:tr>
     </w:tbl>
+    <w:p>
+      <w:pPr>
+        <w:rPr>
+          <w:rFonts w:hint="eastAsia"/>
+          <w:lang w:val="en-US" w:eastAsia="zh-CN"/>
+        </w:rPr>
+      </w:pPr>
+    </w:p>
+    <w:p>
+      <w:pPr>
+        <w:rPr>
+          <w:rFonts w:hint="eastAsia"/>
+          <w:lang w:val="en-US" w:eastAsia="zh-CN"/>
+        </w:rPr>
+      </w:pPr>
+    </w:p>
     <w:p>
       <w:pPr>
         <w:rPr>
@@ -3339,6 +3345,102 @@
       <w:pPr>
         <w:rPr>
           <w:rFonts w:hint="eastAsia"/>
+          <w:lang w:val="en-US" w:eastAsia="zh-CN"/>
+        </w:rPr>
+      </w:pPr>
+    </w:p>
+    <w:p>
+      <w:pPr>
+        <w:rPr>
+          <w:rFonts w:hint="default"/>
+          <w:lang w:val="en-US" w:eastAsia="zh-CN"/>
+        </w:rPr>
+      </w:pPr>
+      <w:r>
+        <w:rPr>
+          <w:rFonts w:hint="eastAsia"/>
+          <w:b/>
+          <w:bCs/>
+          <w:lang w:val="en-US" w:eastAsia="zh-CN"/>
+        </w:rPr>
+        <w:t>*** Remark If USE CM4</w:t>
+      </w:r>
+      <w:bookmarkStart w:id="0" w:name="_GoBack"/>
+      <w:bookmarkEnd w:id="0"/>
+    </w:p>
+    <w:tbl>
+      <w:tblPr>
+        <w:tblStyle w:val="8"/>
+        <w:tblW w:w="0" w:type="auto"/>
+        <w:tblInd w:w="0" w:type="dxa"/>
+        <w:tblBorders>
+          <w:top w:val="single" w:color="auto" w:sz="4" w:space="0"/>
+          <w:left w:val="single" w:color="auto" w:sz="4" w:space="0"/>
+          <w:bottom w:val="single" w:color="auto" w:sz="4" w:space="0"/>
+          <w:right w:val="single" w:color="auto" w:sz="4" w:space="0"/>
+          <w:insideH w:val="single" w:color="auto" w:sz="4" w:space="0"/>
+          <w:insideV w:val="single" w:color="auto" w:sz="4" w:space="0"/>
+        </w:tblBorders>
+        <w:shd w:val="clear" w:color="auto" w:fill="9ED3A3" w:themeFill="background1" w:themeFillShade="D8"/>
+        <w:tblLayout w:type="autofit"/>
+        <w:tblCellMar>
+          <w:top w:w="0" w:type="dxa"/>
+          <w:left w:w="108" w:type="dxa"/>
+          <w:bottom w:w="0" w:type="dxa"/>
+          <w:right w:w="108" w:type="dxa"/>
+        </w:tblCellMar>
+      </w:tblPr>
+      <w:tblGrid>
+        <w:gridCol w:w="8522"/>
+      </w:tblGrid>
+      <w:tr>
+        <w:tblPrEx>
+          <w:tblBorders>
+            <w:top w:val="single" w:color="auto" w:sz="4" w:space="0"/>
+            <w:left w:val="single" w:color="auto" w:sz="4" w:space="0"/>
+            <w:bottom w:val="single" w:color="auto" w:sz="4" w:space="0"/>
+            <w:right w:val="single" w:color="auto" w:sz="4" w:space="0"/>
+            <w:insideH w:val="single" w:color="auto" w:sz="4" w:space="0"/>
+            <w:insideV w:val="single" w:color="auto" w:sz="4" w:space="0"/>
+          </w:tblBorders>
+          <w:tblCellMar>
+            <w:top w:w="0" w:type="dxa"/>
+            <w:left w:w="108" w:type="dxa"/>
+            <w:bottom w:w="0" w:type="dxa"/>
+            <w:right w:w="108" w:type="dxa"/>
+          </w:tblCellMar>
+        </w:tblPrEx>
+        <w:tc>
+          <w:tcPr>
+            <w:tcW w:w="8522" w:type="dxa"/>
+            <w:shd w:val="clear" w:color="auto" w:fill="80C588" w:themeFill="background1" w:themeFillShade="BF"/>
+            <w:vAlign w:val="top"/>
+          </w:tcPr>
+          <w:p>
+            <w:pPr>
+              <w:rPr>
+                <w:rFonts w:hint="eastAsia" w:eastAsiaTheme="minorEastAsia"/>
+                <w:vertAlign w:val="baseline"/>
+                <w:lang w:val="en-US" w:eastAsia="zh-CN"/>
+              </w:rPr>
+            </w:pPr>
+            <w:r>
+              <w:rPr>
+                <w:rFonts w:hint="eastAsia"/>
+                <w:lang w:val="en-US" w:eastAsia="zh-CN"/>
+              </w:rPr>
+              <w:t>dtoverlay=inno_mipi_ov7251,i2c_pins_28_29=1</w:t>
+            </w:r>
+          </w:p>
+        </w:tc>
+      </w:tr>
+    </w:tbl>
+    <w:p>
+      <w:pPr>
+        <w:rPr>
+          <w:rFonts w:hint="eastAsia"/>
+          <w:b/>
+          <w:bCs/>
           <w:lang w:val="en-US" w:eastAsia="zh-CN"/>
         </w:rPr>
       </w:pPr>
@@ -4240,14 +4342,6 @@
       </w:tblGrid>
       <w:tr>
         <w:tblPrEx>
-          <w:tblBorders>
-            <w:top w:val="single" w:color="auto" w:sz="4" w:space="0"/>
-            <w:left w:val="single" w:color="auto" w:sz="4" w:space="0"/>
-            <w:bottom w:val="single" w:color="auto" w:sz="4" w:space="0"/>
-            <w:right w:val="single" w:color="auto" w:sz="4" w:space="0"/>
-            <w:insideH w:val="single" w:color="auto" w:sz="4" w:space="0"/>
-            <w:insideV w:val="single" w:color="auto" w:sz="4" w:space="0"/>
-          </w:tblBorders>
           <w:tblCellMar>
             <w:top w:w="0" w:type="dxa"/>
             <w:left w:w="108" w:type="dxa"/>
@@ -4604,12 +4698,6 @@
             <w:insideH w:val="single" w:color="auto" w:sz="4" w:space="0"/>
             <w:insideV w:val="single" w:color="auto" w:sz="4" w:space="0"/>
           </w:tblBorders>
-          <w:tblCellMar>
-            <w:top w:w="0" w:type="dxa"/>
-            <w:left w:w="108" w:type="dxa"/>
-            <w:bottom w:w="0" w:type="dxa"/>
-            <w:right w:w="108" w:type="dxa"/>
-          </w:tblCellMar>
         </w:tblPrEx>
         <w:tc>
           <w:tcPr>
@@ -5051,12 +5139,6 @@
             <w:insideH w:val="single" w:color="auto" w:sz="4" w:space="0"/>
             <w:insideV w:val="single" w:color="auto" w:sz="4" w:space="0"/>
           </w:tblBorders>
-          <w:tblCellMar>
-            <w:top w:w="0" w:type="dxa"/>
-            <w:left w:w="108" w:type="dxa"/>
-            <w:bottom w:w="0" w:type="dxa"/>
-            <w:right w:w="108" w:type="dxa"/>
-          </w:tblCellMar>
         </w:tblPrEx>
         <w:tc>
           <w:tcPr>
@@ -5132,6 +5214,12 @@
             <w:insideH w:val="single" w:color="auto" w:sz="4" w:space="0"/>
             <w:insideV w:val="single" w:color="auto" w:sz="4" w:space="0"/>
           </w:tblBorders>
+          <w:tblCellMar>
+            <w:top w:w="0" w:type="dxa"/>
+            <w:left w:w="108" w:type="dxa"/>
+            <w:bottom w:w="0" w:type="dxa"/>
+            <w:right w:w="108" w:type="dxa"/>
+          </w:tblCellMar>
         </w:tblPrEx>
         <w:tc>
           <w:tcPr>

--- a/cam-mipiov7251raw_UserManual.docx
+++ b/cam-mipiov7251raw_UserManual.docx
@@ -3110,12 +3110,7 @@
             <w:insideH w:val="single" w:color="auto" w:sz="4" w:space="0"/>
             <w:insideV w:val="single" w:color="auto" w:sz="4" w:space="0"/>
           </w:tblBorders>
-          <w:tblCellMar>
-            <w:top w:w="0" w:type="dxa"/>
-            <w:left w:w="108" w:type="dxa"/>
-            <w:bottom w:w="0" w:type="dxa"/>
-            <w:right w:w="108" w:type="dxa"/>
-          </w:tblCellMar>
+          <w:shd w:val="clear" w:color="auto" w:fill="9ED3A3" w:themeFill="background1" w:themeFillShade="D8"/>
         </w:tblPrEx>
         <w:tc>
           <w:tcPr>
@@ -3293,14 +3288,6 @@
       </w:tblGrid>
       <w:tr>
         <w:tblPrEx>
-          <w:tblBorders>
-            <w:top w:val="single" w:color="auto" w:sz="4" w:space="0"/>
-            <w:left w:val="single" w:color="auto" w:sz="4" w:space="0"/>
-            <w:bottom w:val="single" w:color="auto" w:sz="4" w:space="0"/>
-            <w:right w:val="single" w:color="auto" w:sz="4" w:space="0"/>
-            <w:insideH w:val="single" w:color="auto" w:sz="4" w:space="0"/>
-            <w:insideV w:val="single" w:color="auto" w:sz="4" w:space="0"/>
-          </w:tblBorders>
           <w:tblCellMar>
             <w:top w:w="0" w:type="dxa"/>
             <w:left w:w="108" w:type="dxa"/>
@@ -3365,8 +3352,6 @@
         </w:rPr>
         <w:t>*** Remark If USE CM4</w:t>
       </w:r>
-      <w:bookmarkStart w:id="0" w:name="_GoBack"/>
-      <w:bookmarkEnd w:id="0"/>
     </w:p>
     <w:tbl>
       <w:tblPr>
@@ -3403,6 +3388,7 @@
             <w:insideH w:val="single" w:color="auto" w:sz="4" w:space="0"/>
             <w:insideV w:val="single" w:color="auto" w:sz="4" w:space="0"/>
           </w:tblBorders>
+          <w:shd w:val="clear" w:color="auto" w:fill="9ED3A3" w:themeFill="background1" w:themeFillShade="D8"/>
           <w:tblCellMar>
             <w:top w:w="0" w:type="dxa"/>
             <w:left w:w="108" w:type="dxa"/>
@@ -3429,8 +3415,10 @@
                 <w:rFonts w:hint="eastAsia"/>
                 <w:lang w:val="en-US" w:eastAsia="zh-CN"/>
               </w:rPr>
-              <w:t>dtoverlay=inno_mipi_ov7251,i2c_pins_28_29=1</w:t>
-            </w:r>
+              <w:t>dtoverlay=inno_mipi_ov7251_cm4_dual</w:t>
+            </w:r>
+            <w:bookmarkStart w:id="0" w:name="_GoBack"/>
+            <w:bookmarkEnd w:id="0"/>
           </w:p>
         </w:tc>
       </w:tr>
@@ -3865,12 +3853,6 @@
             <w:insideH w:val="single" w:color="auto" w:sz="4" w:space="0"/>
             <w:insideV w:val="single" w:color="auto" w:sz="4" w:space="0"/>
           </w:tblBorders>
-          <w:tblCellMar>
-            <w:top w:w="0" w:type="dxa"/>
-            <w:left w:w="108" w:type="dxa"/>
-            <w:bottom w:w="0" w:type="dxa"/>
-            <w:right w:w="108" w:type="dxa"/>
-          </w:tblCellMar>
         </w:tblPrEx>
         <w:tc>
           <w:tcPr>
@@ -4342,6 +4324,14 @@
       </w:tblGrid>
       <w:tr>
         <w:tblPrEx>
+          <w:tblBorders>
+            <w:top w:val="single" w:color="auto" w:sz="4" w:space="0"/>
+            <w:left w:val="single" w:color="auto" w:sz="4" w:space="0"/>
+            <w:bottom w:val="single" w:color="auto" w:sz="4" w:space="0"/>
+            <w:right w:val="single" w:color="auto" w:sz="4" w:space="0"/>
+            <w:insideH w:val="single" w:color="auto" w:sz="4" w:space="0"/>
+            <w:insideV w:val="single" w:color="auto" w:sz="4" w:space="0"/>
+          </w:tblBorders>
           <w:tblCellMar>
             <w:top w:w="0" w:type="dxa"/>
             <w:left w:w="108" w:type="dxa"/>
@@ -4698,6 +4688,12 @@
             <w:insideH w:val="single" w:color="auto" w:sz="4" w:space="0"/>
             <w:insideV w:val="single" w:color="auto" w:sz="4" w:space="0"/>
           </w:tblBorders>
+          <w:tblCellMar>
+            <w:top w:w="0" w:type="dxa"/>
+            <w:left w:w="108" w:type="dxa"/>
+            <w:bottom w:w="0" w:type="dxa"/>
+            <w:right w:w="108" w:type="dxa"/>
+          </w:tblCellMar>
         </w:tblPrEx>
         <w:tc>
           <w:tcPr>
@@ -5139,6 +5135,12 @@
             <w:insideH w:val="single" w:color="auto" w:sz="4" w:space="0"/>
             <w:insideV w:val="single" w:color="auto" w:sz="4" w:space="0"/>
           </w:tblBorders>
+          <w:tblCellMar>
+            <w:top w:w="0" w:type="dxa"/>
+            <w:left w:w="108" w:type="dxa"/>
+            <w:bottom w:w="0" w:type="dxa"/>
+            <w:right w:w="108" w:type="dxa"/>
+          </w:tblCellMar>
         </w:tblPrEx>
         <w:tc>
           <w:tcPr>
